--- a/About the Daily Stats Pages.docx
+++ b/About the Daily Stats Pages.docx
@@ -290,6 +290,176 @@
       <w:r>
         <w:t>Once that is done, you should see the changes on the site.</w:t>
       </w:r>
+    </w:p>
+    <w:p>
+      <w:pPr>
+        <w:pStyle w:val="NoSpacing"/>
+      </w:pPr>
+    </w:p>
+    <w:p>
+      <w:pPr>
+        <w:pStyle w:val="NoSpacing"/>
+      </w:pPr>
+    </w:p>
+    <w:p>
+      <w:pPr>
+        <w:pStyle w:val="NoSpacing"/>
+      </w:pPr>
+      <w:r>
+        <w:t>When working in the Terminal mode with Claude Code, here are the key steps.</w:t>
+      </w:r>
+    </w:p>
+    <w:p>
+      <w:pPr>
+        <w:pStyle w:val="NoSpacing"/>
+        <w:numPr>
+          <w:ilvl w:val="0"/>
+          <w:numId w:val="3"/>
+        </w:numPr>
+      </w:pPr>
+      <w:r>
+        <w:t>First, you want to pull the latest files by using this command: “git pull origin main”</w:t>
+      </w:r>
+    </w:p>
+    <w:p>
+      <w:pPr>
+        <w:pStyle w:val="NoSpacing"/>
+        <w:numPr>
+          <w:ilvl w:val="0"/>
+          <w:numId w:val="3"/>
+        </w:numPr>
+      </w:pPr>
+      <w:r>
+        <w:t>Then use Claude Code to make changes to the files.</w:t>
+      </w:r>
+    </w:p>
+    <w:p>
+      <w:pPr>
+        <w:pStyle w:val="NoSpacing"/>
+        <w:numPr>
+          <w:ilvl w:val="0"/>
+          <w:numId w:val="3"/>
+        </w:numPr>
+      </w:pPr>
+      <w:r>
+        <w:t>Then upload them by giving these commands:</w:t>
+      </w:r>
+    </w:p>
+    <w:p>
+      <w:pPr>
+        <w:pStyle w:val="NoSpacing"/>
+        <w:numPr>
+          <w:ilvl w:val="1"/>
+          <w:numId w:val="3"/>
+        </w:numPr>
+      </w:pPr>
+      <w:r>
+        <w:t xml:space="preserve">git </w:t>
+      </w:r>
+      <w:proofErr w:type="gramStart"/>
+      <w:r>
+        <w:t>add .</w:t>
+      </w:r>
+      <w:proofErr w:type="gramEnd"/>
+    </w:p>
+    <w:p>
+      <w:pPr>
+        <w:pStyle w:val="NoSpacing"/>
+        <w:numPr>
+          <w:ilvl w:val="1"/>
+          <w:numId w:val="3"/>
+        </w:numPr>
+      </w:pPr>
+      <w:r>
+        <w:t>git commit -m “short description of what changed”</w:t>
+      </w:r>
+    </w:p>
+    <w:p>
+      <w:pPr>
+        <w:pStyle w:val="NoSpacing"/>
+        <w:numPr>
+          <w:ilvl w:val="1"/>
+          <w:numId w:val="3"/>
+        </w:numPr>
+      </w:pPr>
+      <w:r>
+        <w:lastRenderedPageBreak/>
+        <w:t>git push origin main</w:t>
+      </w:r>
+    </w:p>
+    <w:p>
+      <w:pPr>
+        <w:pStyle w:val="NoSpacing"/>
+        <w:numPr>
+          <w:ilvl w:val="0"/>
+          <w:numId w:val="3"/>
+        </w:numPr>
+      </w:pPr>
+      <w:r>
+        <w:t xml:space="preserve">Here are some handy extras for </w:t>
+      </w:r>
+      <w:proofErr w:type="spellStart"/>
+      <w:r>
+        <w:t>github</w:t>
+      </w:r>
+      <w:proofErr w:type="spellEnd"/>
+      <w:r>
+        <w:t>-related things:</w:t>
+      </w:r>
+    </w:p>
+    <w:p>
+      <w:pPr>
+        <w:pStyle w:val="NoSpacing"/>
+        <w:numPr>
+          <w:ilvl w:val="1"/>
+          <w:numId w:val="3"/>
+        </w:numPr>
+      </w:pPr>
+      <w:r>
+        <w:t>git status (shows what’s changed before you commit)</w:t>
+      </w:r>
+    </w:p>
+    <w:p>
+      <w:pPr>
+        <w:pStyle w:val="NoSpacing"/>
+        <w:numPr>
+          <w:ilvl w:val="1"/>
+          <w:numId w:val="3"/>
+        </w:numPr>
+      </w:pPr>
+      <w:r>
+        <w:t>git log –</w:t>
+      </w:r>
+      <w:proofErr w:type="spellStart"/>
+      <w:r>
+        <w:t>oneline</w:t>
+      </w:r>
+      <w:proofErr w:type="spellEnd"/>
+      <w:r>
+        <w:t xml:space="preserve"> (quick look at recent commit history)</w:t>
+      </w:r>
+    </w:p>
+    <w:p>
+      <w:pPr>
+        <w:pStyle w:val="NoSpacing"/>
+        <w:numPr>
+          <w:ilvl w:val="1"/>
+          <w:numId w:val="3"/>
+        </w:numPr>
+      </w:pPr>
+      <w:r>
+        <w:t>git diff (see line-by-line changes)</w:t>
+      </w:r>
+    </w:p>
+    <w:p>
+      <w:pPr>
+        <w:pStyle w:val="NoSpacing"/>
+      </w:pPr>
+    </w:p>
+    <w:p>
+      <w:pPr>
+        <w:pStyle w:val="NoSpacing"/>
+      </w:pPr>
     </w:p>
     <w:sectPr>
       <w:pgSz w:w="12240" w:h="15840"/>
@@ -529,11 +699,127 @@
       </w:rPr>
     </w:lvl>
   </w:abstractNum>
+  <w:abstractNum w:abstractNumId="2" w15:restartNumberingAfterBreak="0">
+    <w:nsid w:val="7C7C64DA"/>
+    <w:multiLevelType w:val="hybridMultilevel"/>
+    <w:tmpl w:val="8E0CF1C2"/>
+    <w:lvl w:ilvl="0" w:tplc="04090001">
+      <w:start w:val="1"/>
+      <w:numFmt w:val="bullet"/>
+      <w:lvlText w:val=""/>
+      <w:lvlJc w:val="left"/>
+      <w:pPr>
+        <w:ind w:left="720" w:hanging="360"/>
+      </w:pPr>
+      <w:rPr>
+        <w:rFonts w:ascii="Symbol" w:hAnsi="Symbol" w:hint="default"/>
+      </w:rPr>
+    </w:lvl>
+    <w:lvl w:ilvl="1" w:tplc="04090003">
+      <w:start w:val="1"/>
+      <w:numFmt w:val="bullet"/>
+      <w:lvlText w:val="o"/>
+      <w:lvlJc w:val="left"/>
+      <w:pPr>
+        <w:ind w:left="1440" w:hanging="360"/>
+      </w:pPr>
+      <w:rPr>
+        <w:rFonts w:ascii="Courier New" w:hAnsi="Courier New" w:cs="Courier New" w:hint="default"/>
+      </w:rPr>
+    </w:lvl>
+    <w:lvl w:ilvl="2" w:tplc="04090005" w:tentative="1">
+      <w:start w:val="1"/>
+      <w:numFmt w:val="bullet"/>
+      <w:lvlText w:val=""/>
+      <w:lvlJc w:val="left"/>
+      <w:pPr>
+        <w:ind w:left="2160" w:hanging="360"/>
+      </w:pPr>
+      <w:rPr>
+        <w:rFonts w:ascii="Wingdings" w:hAnsi="Wingdings" w:hint="default"/>
+      </w:rPr>
+    </w:lvl>
+    <w:lvl w:ilvl="3" w:tplc="04090001" w:tentative="1">
+      <w:start w:val="1"/>
+      <w:numFmt w:val="bullet"/>
+      <w:lvlText w:val=""/>
+      <w:lvlJc w:val="left"/>
+      <w:pPr>
+        <w:ind w:left="2880" w:hanging="360"/>
+      </w:pPr>
+      <w:rPr>
+        <w:rFonts w:ascii="Symbol" w:hAnsi="Symbol" w:hint="default"/>
+      </w:rPr>
+    </w:lvl>
+    <w:lvl w:ilvl="4" w:tplc="04090003" w:tentative="1">
+      <w:start w:val="1"/>
+      <w:numFmt w:val="bullet"/>
+      <w:lvlText w:val="o"/>
+      <w:lvlJc w:val="left"/>
+      <w:pPr>
+        <w:ind w:left="3600" w:hanging="360"/>
+      </w:pPr>
+      <w:rPr>
+        <w:rFonts w:ascii="Courier New" w:hAnsi="Courier New" w:cs="Courier New" w:hint="default"/>
+      </w:rPr>
+    </w:lvl>
+    <w:lvl w:ilvl="5" w:tplc="04090005" w:tentative="1">
+      <w:start w:val="1"/>
+      <w:numFmt w:val="bullet"/>
+      <w:lvlText w:val=""/>
+      <w:lvlJc w:val="left"/>
+      <w:pPr>
+        <w:ind w:left="4320" w:hanging="360"/>
+      </w:pPr>
+      <w:rPr>
+        <w:rFonts w:ascii="Wingdings" w:hAnsi="Wingdings" w:hint="default"/>
+      </w:rPr>
+    </w:lvl>
+    <w:lvl w:ilvl="6" w:tplc="04090001" w:tentative="1">
+      <w:start w:val="1"/>
+      <w:numFmt w:val="bullet"/>
+      <w:lvlText w:val=""/>
+      <w:lvlJc w:val="left"/>
+      <w:pPr>
+        <w:ind w:left="5040" w:hanging="360"/>
+      </w:pPr>
+      <w:rPr>
+        <w:rFonts w:ascii="Symbol" w:hAnsi="Symbol" w:hint="default"/>
+      </w:rPr>
+    </w:lvl>
+    <w:lvl w:ilvl="7" w:tplc="04090003" w:tentative="1">
+      <w:start w:val="1"/>
+      <w:numFmt w:val="bullet"/>
+      <w:lvlText w:val="o"/>
+      <w:lvlJc w:val="left"/>
+      <w:pPr>
+        <w:ind w:left="5760" w:hanging="360"/>
+      </w:pPr>
+      <w:rPr>
+        <w:rFonts w:ascii="Courier New" w:hAnsi="Courier New" w:cs="Courier New" w:hint="default"/>
+      </w:rPr>
+    </w:lvl>
+    <w:lvl w:ilvl="8" w:tplc="04090005" w:tentative="1">
+      <w:start w:val="1"/>
+      <w:numFmt w:val="bullet"/>
+      <w:lvlText w:val=""/>
+      <w:lvlJc w:val="left"/>
+      <w:pPr>
+        <w:ind w:left="6480" w:hanging="360"/>
+      </w:pPr>
+      <w:rPr>
+        <w:rFonts w:ascii="Wingdings" w:hAnsi="Wingdings" w:hint="default"/>
+      </w:rPr>
+    </w:lvl>
+  </w:abstractNum>
   <w:num w:numId="1" w16cid:durableId="327438855">
     <w:abstractNumId w:val="0"/>
   </w:num>
   <w:num w:numId="2" w16cid:durableId="1772819444">
     <w:abstractNumId w:val="1"/>
+  </w:num>
+  <w:num w:numId="3" w16cid:durableId="417868375">
+    <w:abstractNumId w:val="2"/>
   </w:num>
 </w:numbering>
 </file>
